--- a/DOCS_DA_CONVERTIRE/pugliole_it.docx
+++ b/DOCS_DA_CONVERTIRE/pugliole_it.docx
@@ -4,7 +4,13 @@
   <w:body>
     <w:p>
       <w:r>
-        <w:t>Esisteva una via a Bologna che si chiamava </w:t>
+        <w:t>Esisteva un</w:t>
+      </w:r>
+      <w:r>
+        <w:t xml:space="preserve"> vicolo</w:t>
+      </w:r>
+      <w:r>
+        <w:t xml:space="preserve"> a Bologna che si chiamava </w:t>
       </w:r>
       <w:proofErr w:type="spellStart"/>
       <w:r>
@@ -40,18 +46,103 @@
     </w:p>
     <w:p>
       <w:r>
-        <w:t>Le "</w:t>
-      </w:r>
-      <w:proofErr w:type="spellStart"/>
-      <w:r>
-        <w:t>Pugliole</w:t>
-      </w:r>
-      <w:proofErr w:type="spellEnd"/>
-      <w:r>
-        <w:t xml:space="preserve"> di San Bernardino" prendevano il nome dal Monastero o Convento di San Bernardino che si trovava nell'area dell'attuale Piazza dei Martiri 1943-1945.La via si diramava da Borgo Polese (l'attuale via Polese) e si snodava fino a via del Porto, seguendo in parte l'attuale percorso di via Marconi.</w:t>
+        <w:t>Dal catasto napoleonico e dello stato pontificio del 1871 abbiamo una mappa che mostra il vicolo che collega dall’attuale civico 25 di via Polese con l’attuale piazza dei Martiri. La galleria del Reno che si trova all’altezza di via Marconi 51 viene a trovarsi in corrispondenza de</w:t>
+      </w:r>
+      <w:r>
+        <w:t>l vicolo.</w:t>
       </w:r>
     </w:p>
     <w:p>
+      <w:r>
+        <w:rPr>
+          <w:noProof/>
+        </w:rPr>
+        <w:drawing>
+          <wp:inline distT="0" distB="0" distL="0" distR="0" wp14:anchorId="184A8A91" wp14:editId="759BD4F5">
+            <wp:extent cx="2974848" cy="1548384"/>
+            <wp:effectExtent l="0" t="0" r="0" b="0"/>
+            <wp:docPr id="213532727" name="Immagine 1" descr="Immagine che contiene mappa, testo, Piano, atlante&#10;&#10;Il contenuto generato dall'IA potrebbe non essere corretto."/>
+            <wp:cNvGraphicFramePr>
+              <a:graphicFrameLocks xmlns:a="http://schemas.openxmlformats.org/drawingml/2006/main" noChangeAspect="1"/>
+            </wp:cNvGraphicFramePr>
+            <a:graphic xmlns:a="http://schemas.openxmlformats.org/drawingml/2006/main">
+              <a:graphicData uri="http://schemas.openxmlformats.org/drawingml/2006/picture">
+                <pic:pic xmlns:pic="http://schemas.openxmlformats.org/drawingml/2006/picture">
+                  <pic:nvPicPr>
+                    <pic:cNvPr id="213532727" name="Immagine 1" descr="Immagine che contiene mappa, testo, Piano, atlante&#10;&#10;Il contenuto generato dall'IA potrebbe non essere corretto."/>
+                    <pic:cNvPicPr/>
+                  </pic:nvPicPr>
+                  <pic:blipFill>
+                    <a:blip r:embed="rId4" cstate="print">
+                      <a:extLst>
+                        <a:ext uri="{28A0092B-C50C-407E-A947-70E740481C1C}">
+                          <a14:useLocalDpi xmlns:a14="http://schemas.microsoft.com/office/drawing/2010/main" val="0"/>
+                        </a:ext>
+                      </a:extLst>
+                    </a:blip>
+                    <a:stretch>
+                      <a:fillRect/>
+                    </a:stretch>
+                  </pic:blipFill>
+                  <pic:spPr>
+                    <a:xfrm>
+                      <a:off x="0" y="0"/>
+                      <a:ext cx="2974848" cy="1548384"/>
+                    </a:xfrm>
+                    <a:prstGeom prst="rect">
+                      <a:avLst/>
+                    </a:prstGeom>
+                  </pic:spPr>
+                </pic:pic>
+              </a:graphicData>
+            </a:graphic>
+          </wp:inline>
+        </w:drawing>
+      </w:r>
+    </w:p>
+    <w:p>
+      <w:r>
+        <w:t>[</w:t>
+      </w:r>
+      <w:proofErr w:type="spellStart"/>
+      <w:r>
+        <w:t>SPLIT_</w:t>
+      </w:r>
+      <w:proofErr w:type="gramStart"/>
+      <w:r>
+        <w:t>BLOCK:</w:t>
+      </w:r>
+      <w:r>
+        <w:t>mappavicolopugliole</w:t>
+      </w:r>
+      <w:r>
+        <w:t>.jpg</w:t>
+      </w:r>
+      <w:proofErr w:type="spellEnd"/>
+      <w:proofErr w:type="gramEnd"/>
+      <w:r>
+        <w:t>]</w:t>
+      </w:r>
+    </w:p>
+    <w:p>
+      <w:r>
+        <w:t>Le "</w:t>
+      </w:r>
+      <w:proofErr w:type="spellStart"/>
+      <w:r>
+        <w:t>Pugliole</w:t>
+      </w:r>
+      <w:proofErr w:type="spellEnd"/>
+      <w:r>
+        <w:t xml:space="preserve"> di San Bernardino" prendevano il nome dal Monastero o Convento di San Bernardino che si trovava nell'area dell'attuale Piazza dei Martiri 1943-1945.La via si diramava da Borgo Polese (l'attuale via Polese) e si snodava fino a via del Porto, seguendo in parte l'attuale percorso di via Marconi.</w:t>
+      </w:r>
+    </w:p>
+    <w:p>
+      <w:pPr>
+        <w:rPr>
+          <w:u w:val="single"/>
+        </w:rPr>
+      </w:pPr>
       <w:r>
         <w:rPr>
           <w:noProof/>
@@ -74,7 +165,7 @@
                     </pic:cNvPicPr>
                   </pic:nvPicPr>
                   <pic:blipFill>
-                    <a:blip r:embed="rId4" cstate="print">
+                    <a:blip r:embed="rId5" cstate="print">
                       <a:extLst>
                         <a:ext uri="{28A0092B-C50C-407E-A947-70E740481C1C}">
                           <a14:useLocalDpi xmlns:a14="http://schemas.microsoft.com/office/drawing/2010/main" val="0"/>
@@ -110,7 +201,11 @@
       </w:r>
       <w:proofErr w:type="spellStart"/>
       <w:r>
-        <w:t>SPLIT_BLOCK:</w:t>
+        <w:t>SPLIT_</w:t>
+      </w:r>
+      <w:proofErr w:type="gramStart"/>
+      <w:r>
+        <w:t>BLOCK:</w:t>
       </w:r>
       <w:r>
         <w:t>viapolese</w:t>
@@ -119,11 +214,9 @@
         <w:t>.jpg</w:t>
       </w:r>
       <w:proofErr w:type="spellEnd"/>
-      <w:r>
-        <w:t>];</w:t>
-      </w:r>
-      <w:r>
-        <w:t xml:space="preserve"> </w:t>
+      <w:proofErr w:type="gramEnd"/>
+      <w:r>
+        <w:t>]</w:t>
       </w:r>
     </w:p>
     <w:p>
@@ -139,10 +232,12 @@
         <w:t xml:space="preserve">") è un termine antico della toponomastica </w:t>
       </w:r>
       <w:proofErr w:type="spellStart"/>
+      <w:proofErr w:type="gramStart"/>
       <w:r>
         <w:t>bolognese.Si</w:t>
       </w:r>
       <w:proofErr w:type="spellEnd"/>
+      <w:proofErr w:type="gramEnd"/>
       <w:r>
         <w:t xml:space="preserve"> riferisce a un vicolo, una stradina o un piccolo gruppo di </w:t>
       </w:r>
@@ -157,6 +252,7 @@
     </w:p>
     <w:p>
       <w:r>
+        <w:lastRenderedPageBreak/>
         <w:t>Molte strade e vicoli a Bologna, come "</w:t>
       </w:r>
       <w:proofErr w:type="spellStart"/>
@@ -185,6 +281,185 @@
       </w:r>
     </w:p>
     <w:p/>
+    <w:p/>
+    <w:p>
+      <w:r>
+        <w:rPr>
+          <w:rFonts w:ascii="Arial" w:hAnsi="Arial"/>
+          <w:b/>
+          <w:color w:val="1A365D"/>
+          <w:sz w:val="26"/>
+        </w:rPr>
+        <w:t>Tabella delle Fonti e Certificazione</w:t>
+      </w:r>
+    </w:p>
+    <w:tbl>
+      <w:tblPr>
+        <w:tblW w:type="auto" w:w="0"/>
+        <w:jc w:val="center"/>
+        <w:tblLook w:firstColumn="1" w:firstRow="1" w:lastColumn="0" w:lastRow="0" w:noHBand="0" w:noVBand="1" w:val="04A0"/>
+      </w:tblPr>
+      <w:tblGrid>
+        <w:gridCol w:w="4819"/>
+        <w:gridCol w:w="4819"/>
+      </w:tblGrid>
+      <w:tr>
+        <w:tc>
+          <w:tcPr>
+            <w:tcW w:type="dxa" w:w="4819"/>
+            <w:shd w:fill="1A365D"/>
+          </w:tcPr>
+          <w:p>
+            <w:r>
+              <w:rPr>
+                <w:rFonts w:ascii="Arial" w:hAnsi="Arial"/>
+                <w:b/>
+                <w:color w:val="FFFFFF"/>
+                <w:sz w:val="20"/>
+              </w:rPr>
+              <w:t>Affermazione del testo</w:t>
+            </w:r>
+          </w:p>
+        </w:tc>
+        <w:tc>
+          <w:tcPr>
+            <w:tcW w:type="dxa" w:w="4819"/>
+            <w:shd w:fill="1A365D"/>
+          </w:tcPr>
+          <w:p>
+            <w:r>
+              <w:rPr>
+                <w:rFonts w:ascii="Arial" w:hAnsi="Arial"/>
+                <w:b/>
+                <w:color w:val="FFFFFF"/>
+                <w:sz w:val="20"/>
+              </w:rPr>
+              <w:t>Fonte Certificata</w:t>
+            </w:r>
+          </w:p>
+        </w:tc>
+      </w:tr>
+      <w:tr>
+        <w:tc>
+          <w:tcPr>
+            <w:tcW w:type="dxa" w:w="4819"/>
+          </w:tcPr>
+          <w:p>
+            <w:r>
+              <w:rPr>
+                <w:rFonts w:ascii="Arial" w:hAnsi="Arial"/>
+                <w:sz w:val="19"/>
+              </w:rPr>
+              <w:t>Esisteva un vicolo a Bologna denominato Pugliole di San Bernardino, scomparso con i sventramenti urbanistici degli anni '30 per la creazione di via Marconi.</w:t>
+            </w:r>
+          </w:p>
+        </w:tc>
+        <w:tc>
+          <w:tcPr>
+            <w:tcW w:type="dxa" w:w="4819"/>
+          </w:tcPr>
+          <w:p>
+            <w:r>
+              <w:rPr>
+                <w:rFonts w:ascii="Arial" w:hAnsi="Arial"/>
+                <w:sz w:val="19"/>
+              </w:rPr>
+              <w:t>Archivio Storico del Comune di Bologna</w:t>
+            </w:r>
+          </w:p>
+        </w:tc>
+      </w:tr>
+      <w:tr>
+        <w:tc>
+          <w:tcPr>
+            <w:tcW w:type="dxa" w:w="4819"/>
+          </w:tcPr>
+          <w:p>
+            <w:r>
+              <w:rPr>
+                <w:rFonts w:ascii="Arial" w:hAnsi="Arial"/>
+                <w:sz w:val="19"/>
+              </w:rPr>
+              <w:t>Il Catasto Napoleonico e lo Stato Pontificio (1871) mappano il vicolo che collegava l'attuale via Polese 25 con Piazza dei Martiri, incrociando la galleria del Reno a via Marconi 51.</w:t>
+            </w:r>
+          </w:p>
+        </w:tc>
+        <w:tc>
+          <w:tcPr>
+            <w:tcW w:type="dxa" w:w="4819"/>
+          </w:tcPr>
+          <w:p>
+            <w:r>
+              <w:rPr>
+                <w:rFonts w:ascii="Arial" w:hAnsi="Arial"/>
+                <w:sz w:val="19"/>
+              </w:rPr>
+              <w:t>Catasto Napoleonico e Catasto Pontificio (1871) - Archivio di Stato di Bologna</w:t>
+            </w:r>
+          </w:p>
+        </w:tc>
+      </w:tr>
+      <w:tr>
+        <w:tc>
+          <w:tcPr>
+            <w:tcW w:type="dxa" w:w="4819"/>
+          </w:tcPr>
+          <w:p>
+            <w:r>
+              <w:rPr>
+                <w:rFonts w:ascii="Arial" w:hAnsi="Arial"/>
+                <w:sz w:val="19"/>
+              </w:rPr>
+              <w:t>Le Pugliole di San Bernardino prende il nome dall'omonimo Monastero/Convento situato nell'area dell'attuale Piazza dei Martiri 1943-1945.</w:t>
+            </w:r>
+          </w:p>
+        </w:tc>
+        <w:tc>
+          <w:tcPr>
+            <w:tcW w:type="dxa" w:w="4819"/>
+          </w:tcPr>
+          <w:p>
+            <w:r>
+              <w:rPr>
+                <w:rFonts w:ascii="Arial" w:hAnsi="Arial"/>
+                <w:sz w:val="19"/>
+              </w:rPr>
+              <w:t>Dizionario Topografico Storico di Bologna / Mappe d'Epoca</w:t>
+            </w:r>
+          </w:p>
+        </w:tc>
+      </w:tr>
+      <w:tr>
+        <w:tc>
+          <w:tcPr>
+            <w:tcW w:type="dxa" w:w="4819"/>
+          </w:tcPr>
+          <w:p>
+            <w:r>
+              <w:rPr>
+                <w:rFonts w:ascii="Arial" w:hAnsi="Arial"/>
+                <w:sz w:val="19"/>
+              </w:rPr>
+              <w:t>Il termine toponomastico bolognese "Pugliola/Pugliole" indica storicamente un vicolo, una stradina o un piccolo gruppo di case di ridotte dimensioni.</w:t>
+            </w:r>
+          </w:p>
+        </w:tc>
+        <w:tc>
+          <w:tcPr>
+            <w:tcW w:type="dxa" w:w="4819"/>
+          </w:tcPr>
+          <w:p>
+            <w:r>
+              <w:rPr>
+                <w:rFonts w:ascii="Arial" w:hAnsi="Arial"/>
+                <w:sz w:val="19"/>
+              </w:rPr>
+              <w:t>Studi di Toponomastica Storica Bolognese</w:t>
+            </w:r>
+          </w:p>
+        </w:tc>
+      </w:tr>
+    </w:tbl>
     <w:sectPr>
       <w:pgSz w:w="11906" w:h="16838"/>
       <w:pgMar w:top="1417" w:right="1134" w:bottom="1134" w:left="1134" w:header="708" w:footer="708" w:gutter="0"/>
